--- a/reports/generated/Zalando_ESG_Report_Generated.docx
+++ b/reports/generated/Zalando_ESG_Report_Generated.docx
@@ -26,7 +26,7 @@
           <w:color w:val="555555"/>
           <w:sz w:val="22"/>
         </w:rPr>
-        <w:t>ESG Report 2025/2026 | DataNXT-relevante Antworten und Quellen-Audit</w:t>
+        <w:t>ESG Report 2025/2026 | DataNXT relevant answers and source audit</w:t>
       </w:r>
     </w:p>
     <w:p>
@@ -34,7 +34,7 @@
         <w:pStyle w:val="Heading1"/>
       </w:pPr>
       <w:r>
-        <w:t>Methodik und Datenbasis</w:t>
+        <w:t>Methodology and Data Basis</w:t>
       </w:r>
     </w:p>
     <w:p>
@@ -42,7 +42,7 @@
         <w:spacing w:after="120" w:line="264" w:lineRule="auto"/>
       </w:pPr>
       <w:r>
-        <w:t>Dieser Bericht konsolidiert die in DataNXT als relevant markierten Antworten mit dem lokalen Quellen-Audit im Projektordner. Offizielle Nachhaltigkeits-/Integrated Reports werden als Benchmark und Validierungsquelle verwendet; operative Annual Reports, Proxy-/AGM-Dokumente, Risk Reports, D&amp;I-/AI-/Data-Center-Dokumente und ausgewählte Unternehmensseiten bilden die Arbeitsgrundlage.</w:t>
+        <w:t>This report consolidates the answers marked as relevant in DataNXT with the local source audit in the project folder. Official sustainability and integrated reports are used as benchmark and validation sources; operational annual reports, proxy or AGM documents, risk reports, D&amp;I, AI, data-center documents and selected corporate pages form the working evidence base.</w:t>
       </w:r>
     </w:p>
     <w:p>
@@ -50,7 +50,7 @@
         <w:spacing w:after="120" w:line="264" w:lineRule="auto"/>
       </w:pPr>
       <w:r>
-        <w:t>Berichtsstand ist der 11. Juli 2026. Wo Kennzahlen aus 2024 stammen, wird dies im Text kenntlich gemacht; ansonsten beziehen sich die Aussagen auf 2025/2026 verfügbare Berichte.</w:t>
+        <w:t>The reporting cut-off is 11 July 2026. Where figures refer to 2024, this is stated in the text; otherwise the report reflects 2025/2026 documents available during the workflow.</w:t>
       </w:r>
     </w:p>
     <w:p>
@@ -58,7 +58,7 @@
         <w:pStyle w:val="Heading2"/>
       </w:pPr>
       <w:r>
-        <w:t>DataNXT-Status</w:t>
+        <w:t>DataNXT Status</w:t>
       </w:r>
     </w:p>
     <w:p>
@@ -67,7 +67,7 @@
         <w:spacing w:after="120" w:line="280" w:lineRule="auto"/>
       </w:pPr>
       <w:r>
-        <w:t>General Information: relevante Antwort mit Plattformmodell, ABOUT YOU, 29 Märkten, 62,0 Mio. aktiven Kunden und 16.582 Mitarbeitenden.</w:t>
+        <w:t>General Information: relevant answer covering the platform model, ABOUT YOU, 29 markets, 62.0 million active customers and 16,582 employees.</w:t>
       </w:r>
     </w:p>
     <w:p>
@@ -76,7 +76,7 @@
         <w:spacing w:after="120" w:line="280" w:lineRule="auto"/>
       </w:pPr>
       <w:r>
-        <w:t>Environmental: relevante Antwort mit Net-zero, Scope 1/2/3, SBTs, 100% erneuerbarem Strom, Verpackung, Circularity und ABOUT-YOU-Datenlücke.</w:t>
+        <w:t>Environmental: relevant answer covering net zero, Scope 1/2/3, SBTs, 100% renewable electricity, packaging, circularity and ABOUT YOU data gaps.</w:t>
       </w:r>
     </w:p>
     <w:p>
@@ -85,7 +85,7 @@
         <w:spacing w:after="120" w:line="280" w:lineRule="auto"/>
       </w:pPr>
       <w:r>
-        <w:t>Social: relevante Antwort mit D&amp;I-Appendix, Inclusion Index, ERGs, Adaptive Fashion, Audits, Beschwerden und Human-Rights-Informationen.</w:t>
+        <w:t>Social: relevant answer covering the D&amp;I appendix, Inclusion Index, ERGs, adaptive fashion, audits, complaints and human-rights information.</w:t>
       </w:r>
     </w:p>
     <w:p>
@@ -94,7 +94,7 @@
         <w:spacing w:after="120" w:line="280" w:lineRule="auto"/>
       </w:pPr>
       <w:r>
-        <w:t>Governance: relevante Antwort mit Annual-Report-Übersicht, AGM-Einladung und DSA Risk Report.</w:t>
+        <w:t>Governance: relevant answer based on the annual-report overview, AGM invitation and DSA Risk Report.</w:t>
       </w:r>
     </w:p>
     <w:p>
@@ -110,7 +110,7 @@
         <w:spacing w:after="120" w:line="264" w:lineRule="auto"/>
       </w:pPr>
       <w:r>
-        <w:t>Zalando ist ein europäischer Fashion- und Lifestyle-Plattformkonzern mit wachsender B2C- und B2B-Ausrichtung. ESG-relevant sind vor allem Scope-3-Emissionen aus Produkten, Markenpartnern, Transport und Returns, Arbeits- und Menschenrechtsfragen in der Lieferkette, D&amp;I und Barrierefreiheit sowie Plattform- und DSA-Governance. Durch ABOUT YOU entsteht 2025 eine wichtige Daten- und Integrationslücke, die ab 2026 enger geschlossen werden soll.</w:t>
+        <w:t>Zalando is a European fashion and lifestyle platform company with growing B2C and B2B activities. Its material ESG topics are Scope 3 emissions from products, brand partners, transport and returns; labor and human-rights questions in the value chain; diversity and accessibility; and platform/DSA governance. The ABOUT YOU acquisition creates a major 2025 integration and data gap that should narrow from 2026 onward.</w:t>
       </w:r>
     </w:p>
     <w:p>
@@ -118,7 +118,7 @@
         <w:pStyle w:val="Heading1"/>
       </w:pPr>
       <w:r>
-        <w:t>Kernkennzahlen und ESG-Signale</w:t>
+        <w:t>Key Metrics and ESG Signals</w:t>
       </w:r>
     </w:p>
     <w:tbl>
@@ -146,7 +146,7 @@
               <w:rPr>
                 <w:b/>
               </w:rPr>
-              <w:t>Kategorie</w:t>
+              <w:t>Category</w:t>
             </w:r>
           </w:p>
         </w:tc>
@@ -161,7 +161,7 @@
               <w:rPr>
                 <w:b/>
               </w:rPr>
-              <w:t>Kernaussage / Kennzahl</w:t>
+              <w:t>Key statement / metric</w:t>
             </w:r>
           </w:p>
         </w:tc>
@@ -174,7 +174,7 @@
           </w:tcPr>
           <w:p>
             <w:r>
-              <w:t>Märkte/Kunden</w:t>
+              <w:t>Markets / customers</w:t>
             </w:r>
           </w:p>
         </w:tc>
@@ -185,7 +185,7 @@
           </w:tcPr>
           <w:p>
             <w:r>
-              <w:t>29 europäische Märkte; 62,0 Mio. aktive Kunden in 2025; ABOUT YOU seit 11. Juli 2025 integriert.</w:t>
+              <w:t>29 European markets; 62.0 million active customers in 2025; ABOUT YOU integrated from 11 July 2025.</w:t>
             </w:r>
           </w:p>
         </w:tc>
@@ -198,7 +198,7 @@
           </w:tcPr>
           <w:p>
             <w:r>
-              <w:t>Beschäftigte</w:t>
+              <w:t>Workforce</w:t>
             </w:r>
           </w:p>
         </w:tc>
@@ -209,7 +209,7 @@
           </w:tcPr>
           <w:p>
             <w:r>
-              <w:t>2025: durchschnittlich 16.582 salaried employees, +8,3% ggü. Vorjahr.</w:t>
+              <w:t>2025 average salaried employees: 16,582, up 8.3% year over year.</w:t>
             </w:r>
           </w:p>
         </w:tc>
@@ -222,7 +222,7 @@
           </w:tcPr>
           <w:p>
             <w:r>
-              <w:t>Klima</w:t>
+              <w:t>Climate</w:t>
             </w:r>
           </w:p>
         </w:tc>
@@ -233,7 +233,7 @@
           </w:tcPr>
           <w:p>
             <w:r>
-              <w:t>Net zero: eigene Aktivitäten und Private Labels bis 2040, übrige Wertschöpfungskette bis 2050.</w:t>
+              <w:t>Net zero: own operations and private labels by 2040; remaining value chain by 2050.</w:t>
             </w:r>
           </w:p>
         </w:tc>
@@ -257,7 +257,7 @@
           </w:tcPr>
           <w:p>
             <w:r>
-              <w:t>2025: Scope 1 ca. 5.776 t CO2e; Scope 2 market-based ca. 566 t CO2e; -17,0% Scope 1/2 ggü. 2022.</w:t>
+              <w:t>2025: Scope 1 approx. 5,776 tCO2e; Scope 2 market-based approx. 566 tCO2e; Scope 1/2 down 17.0% vs. 2022.</w:t>
             </w:r>
           </w:p>
         </w:tc>
@@ -270,7 +270,7 @@
           </w:tcPr>
           <w:p>
             <w:r>
-              <w:t>Strom</w:t>
+              <w:t>Electricity</w:t>
             </w:r>
           </w:p>
         </w:tc>
@@ -281,7 +281,7 @@
           </w:tcPr>
           <w:p>
             <w:r>
-              <w:t>100% Strom aus erneuerbaren Quellen in 2025, ohne ABOUT YOU; RE100-Mitglied.</w:t>
+              <w:t>100% renewable electricity in 2025 excluding ABOUT YOU; RE100 member.</w:t>
             </w:r>
           </w:p>
         </w:tc>
@@ -305,7 +305,7 @@
           </w:tcPr>
           <w:p>
             <w:r>
-              <w:t>Inclusion Index 69%; Zielkorridor 40-60% Frauen in Top-5-Führungsebenen und Tech Job Families.</w:t>
+              <w:t>Inclusion Index of 69%; target corridor of 40-60% women in top five leadership levels and tech job families.</w:t>
             </w:r>
           </w:p>
         </w:tc>
@@ -324,7 +324,7 @@
         <w:spacing w:after="120" w:line="264" w:lineRule="auto"/>
       </w:pPr>
       <w:r>
-        <w:t>Zalando SE hat seinen Sitz in Berlin und ist eine europäische Aktiengesellschaft. Die Gruppe positioniert sich als führende Technologieplattform für Fashion und Lifestyle in Europa.</w:t>
+        <w:t>Zalando SE is headquartered in Berlin and operates as a European stock corporation. The group positions itself as a leading technology platform for fashion and lifestyle in Europe.</w:t>
       </w:r>
     </w:p>
     <w:p>
@@ -332,7 +332,7 @@
         <w:spacing w:after="120" w:line="264" w:lineRule="auto"/>
       </w:pPr>
       <w:r>
-        <w:t>Das Geschäftsmodell kombiniert B2C-Angebote über Zalando, ABOUT YOU und Lounge mit B2B-Services wie ZEOS, SCAYLE, Tradebyte und Highsnobiety. DataNXT berichtet mehr als 60 Mio. aktive Kunden in 29 Märkten und über 600 Partner in ZEOS-Fulfilment.</w:t>
+        <w:t>The business model combines B2C offerings through Zalando, ABOUT YOU and Lounge with B2B services such as ZEOS, SCAYLE, Tradebyte and Highsnobiety. DataNXT reported more than 60 million active customers in 29 markets and more than 600 partners in ZEOS fulfillment.</w:t>
       </w:r>
     </w:p>
     <w:p>
@@ -340,7 +340,7 @@
         <w:spacing w:after="120" w:line="264" w:lineRule="auto"/>
       </w:pPr>
       <w:r>
-        <w:t>Die Übernahme von ABOUT YOU wurde am 11. Juli 2025 abgeschlossen und erweitert Reichweite, Plattformkompetenz und Datenumfang. ESG-seitig erschwert sie 2025 die Vergleichbarkeit, weil ABOUT YOU teilweise eigene Policies, Ziele und Datenerhebungen weiterführt.</w:t>
+        <w:t>The acquisition of ABOUT YOU was completed on 11 July 2025 and expands reach, platform capabilities and data volume. From an ESG perspective, it reduces 2025 comparability because ABOUT YOU continued to apply some of its own policies, targets and data processes.</w:t>
       </w:r>
     </w:p>
     <w:p>
@@ -356,7 +356,7 @@
         <w:spacing w:after="120" w:line="264" w:lineRule="auto"/>
       </w:pPr>
       <w:r>
-        <w:t>Zalando verfolgt Net-zero-Ziele: eigene Aktivitäten und Private Labels bis 2040, verbleibende Wertschöpfungskette bis 2050. SBTi-Ziele umfassen -55% Scope 1/2 bis 2033 gegenüber 2022 und Scope-3-Reduktionen in gekauften Waren und Upstream-Transport.</w:t>
+        <w:t>Zalando pursues net-zero targets for own operations and private labels by 2040 and the remaining value chain by 2050. SBTi targets include a 55% Scope 1/2 reduction by 2033 against a 2022 baseline and Scope 3 reductions in purchased goods and upstream transportation.</w:t>
       </w:r>
     </w:p>
     <w:p>
@@ -364,7 +364,7 @@
         <w:spacing w:after="120" w:line="264" w:lineRule="auto"/>
       </w:pPr>
       <w:r>
-        <w:t>DataNXT nennt für 2025 Scope 1 von ca. 5.776 t CO2e und Scope 2 market-based von ca. 566 t CO2e. Scope 3 macht 99,5% der Gesamtemissionen aus; die private-label- und partnerbezogene Dekarbonisierung ist daher der Haupthebel.</w:t>
+        <w:t>DataNXT reported 2025 Scope 1 emissions of approximately 5,776 tCO2e and Scope 2 market-based emissions of approximately 566 tCO2e. Scope 3 represents 99.5% of total emissions, making private-label and partner decarbonization the main lever.</w:t>
       </w:r>
     </w:p>
     <w:p>
@@ -372,7 +372,7 @@
         <w:spacing w:after="120" w:line="264" w:lineRule="auto"/>
       </w:pPr>
       <w:r>
-        <w:t>Zalando bezieht 100% Strom aus erneuerbaren Quellen, ohne ABOUT YOU, und betreibt Photovoltaik an Fulfilment-Standorten wie Lahr, Rotterdam und Verona. Verpackung wurde auf ein 100% Papier-Bag-Portfolio umgestellt; Packaging Waste pro Item sank 2025 um 12,3% auf 64,0 g.</w:t>
+        <w:t>Zalando sourced 100% renewable electricity in 2025 excluding ABOUT YOU and operates photovoltaic panels at fulfillment centers such as Lahr, Rotterdam and Verona. Packaging was moved to a 100% paper bag portfolio; average packaging waste per item decreased by 12.3% to 64.0 grams.</w:t>
       </w:r>
     </w:p>
     <w:p>
@@ -380,7 +380,7 @@
         <w:spacing w:after="120" w:line="264" w:lineRule="auto"/>
       </w:pPr>
       <w:r>
-        <w:t>74,1% der Lieferanten im Scope der Ziele haben Science Based Targets gesetzt; bei Brand Partners 72,9%, Packaging Partners 92,5% und Last-mile Delivery Partners 90,1%. Das Fashion Leap for Climate-Programm unterstützt Marken beim Messen und Reduzieren von Emissionen.</w:t>
+        <w:t>74.1% of in-scope suppliers had set Science Based Targets. The breakdown was 72.9% for brand partners, 92.5% for packaging partners and 90.1% for last-mile delivery partners. Fashion Leap for Climate supports brands in measuring and reducing emissions.</w:t>
       </w:r>
     </w:p>
     <w:p>
@@ -396,7 +396,7 @@
         <w:spacing w:after="120" w:line="264" w:lineRule="auto"/>
       </w:pPr>
       <w:r>
-        <w:t>Zalando verbindet Wachstum mit einer D&amp;I- und Inklusionsstrategie. Der do.BETTER-Ansatz wurde zur Inclusive-by-Design-Strategie weiterentwickelt, mit Fokus auf People, Platform und Industry.</w:t>
+        <w:t>Zalando combines growth with a diversity and inclusion strategy. The do.BETTER approach evolved into the Inclusive by Design strategy, focusing on people, platform and industry.</w:t>
       </w:r>
     </w:p>
     <w:p>
@@ -404,7 +404,7 @@
         <w:spacing w:after="120" w:line="264" w:lineRule="auto"/>
       </w:pPr>
       <w:r>
-        <w:t>DataNXT berichtet einen Inclusion Index von 69%, zwölf Employee Resource Groups, verpflichtende Trainings zu Gleichbehandlung und unconscious bias sowie neurodiversity training für Hiring Manager mit 95% Reichweite im relevanten Team.</w:t>
+        <w:t>DataNXT reported an Inclusion Index of 69%, 12 Employee Resource Groups, training on equal treatment and unconscious bias, and neurodiversity training for hiring managers reaching 95% of the relevant team.</w:t>
       </w:r>
     </w:p>
     <w:p>
@@ -412,7 +412,7 @@
         <w:spacing w:after="120" w:line="264" w:lineRule="auto"/>
       </w:pPr>
       <w:r>
-        <w:t>Die Zielarchitektur umfasst 40-60% Frauen in den Top-5-Führungsebenen und in Tech Job Families. 2025 stiegen Diskriminierungsvorfälle auf 13 und Beschwerden über Mitarbeiterkanäle auf 234; das kann sowohl bessere Erfassung als auch Handlungsbedarf anzeigen.</w:t>
+        <w:t>Targets include 40-60% women in the top five leadership levels and in tech job families. In 2025, discrimination incidents rose to 13 and employee-channel complaints rose to 234; this may indicate both improved capture and areas requiring management attention.</w:t>
       </w:r>
     </w:p>
     <w:p>
@@ -420,7 +420,7 @@
         <w:spacing w:after="120" w:line="264" w:lineRule="auto"/>
       </w:pPr>
       <w:r>
-        <w:t>Human Rights und Supply-Chain-Social-Compliance werden über den German Supply Chain Due Diligence Act, UN Guiding Principles, Social Audits und Supplier-Programme adressiert. 2025 wurden 198 Social Audit Reports von Private-Label-Tier-1-Suppliers evaluiert und 27 Social Standard Audits in Fulfilment-Bereichen durchgeführt.</w:t>
+        <w:t>Human rights and supply-chain social compliance are addressed through the German Supply Chain Due Diligence Act, UN Guiding Principles, social audits and supplier programs. In 2025, 198 social audit reports from private-label Tier 1 suppliers were evaluated and 27 social-standard audits were conducted in fulfillment areas.</w:t>
       </w:r>
     </w:p>
     <w:p>
@@ -428,7 +428,7 @@
         <w:spacing w:after="120" w:line="264" w:lineRule="auto"/>
       </w:pPr>
       <w:r>
-        <w:t>Kundenseitig ist Adaptive Fashion ein wichtiger Social-Hebel. Zalando bietet seit 2022 ein eigenes Adaptive-Fashion-Sortiment über alle Private Labels sowie kuratierte Partnerangebote; die Plattform will Barrierefreiheit und inklusive Kundenerlebnisse ausbauen.</w:t>
+        <w:t>Customer inclusion is also material. Since 2022, Zalando has offered adaptive fashion across its private labels and selected partner brands, supported by platform accessibility initiatives and partnerships.</w:t>
       </w:r>
     </w:p>
     <w:p>
@@ -444,7 +444,7 @@
         <w:spacing w:after="120" w:line="264" w:lineRule="auto"/>
       </w:pPr>
       <w:r>
-        <w:t>Zalando nutzt ein SE-Governance-Modell mit Management Board, Supervisory Board und Hauptversammlung. Die AGM 2026 ist als virtuelle Hauptversammlung geplant; Aktionäre können über ein passwortgeschütztes HV-Portal teilnehmen, abstimmen, Vollmachten erteilen und Gegenanträge einreichen.</w:t>
+        <w:t>Zalando uses an SE governance model with Management Board, Supervisory Board and Annual General Meeting. The 2026 AGM is planned as a virtual meeting, with shareholder participation, voting, proxy authorization and counterproposals handled through a protected portal.</w:t>
       </w:r>
     </w:p>
     <w:p>
@@ -452,7 +452,7 @@
         <w:spacing w:after="120" w:line="264" w:lineRule="auto"/>
       </w:pPr>
       <w:r>
-        <w:t>DataNXT meldete, dass der festgestellte Jahresabschluss 2025 am 11. März 2026 gebilligt wurde und ein Jahresüberschuss von EUR 836,7 Mio. vorgetragen werden soll. KPMG AG Wirtschaftsprüfungsgesellschaft, Berlin, wird für 2026 als Abschlussprüfer vorgeschlagen.</w:t>
+        <w:t>DataNXT reported that the 2025 annual financial statements were approved on 11 March 2026 and that net profit of EUR 836.7 million was proposed to be carried forward. KPMG AG Wirtschaftspruefungsgesellschaft, Berlin, is proposed as auditor for 2026.</w:t>
       </w:r>
     </w:p>
     <w:p>
@@ -460,7 +460,7 @@
         <w:spacing w:after="120" w:line="264" w:lineRule="auto"/>
       </w:pPr>
       <w:r>
-        <w:t>Der DSA Risk Report 2025 bewertet systemische Risiken aus dem Plattformbetrieb insgesamt als sehr niedrig. Relevante Risikofaktoren sind Empfehlungs- und Content-Moderation-Systeme sowie datenbezogene Praktiken; Zalando nutzt Notice &amp; Action, Brand-Protection-Prozesse und Grievance Mechanisms.</w:t>
+        <w:t>The 2025 DSA Risk Report assesses systemic risks from platform operations as very low overall. Relevant factors include recommender systems, content moderation systems and data-related practices; controls include Notice &amp; Action, brand-protection processes and grievance mechanisms.</w:t>
       </w:r>
     </w:p>
     <w:p>
@@ -468,7 +468,7 @@
         <w:spacing w:after="120" w:line="264" w:lineRule="auto"/>
       </w:pPr>
       <w:r>
-        <w:t>Privacy, GDPR/ePrivacy, Information Security, Bot Protection und NoMoreLeaks werden als Kontrollen gegen Daten- und Account-Risiken genannt. Governance-Risiken bleiben in AI-bezogenen Empfehlungen, Datenschutz, Produktsicherheit, DSA-Compliance und Integration von ABOUT YOU.</w:t>
+        <w:t>Privacy, GDPR/ePrivacy, information security, bot protection and NoMoreLeaks are identified as controls against data and account risks. Governance risks remain around AI-based recommendations, data protection, product safety, DSA compliance and ABOUT YOU integration.</w:t>
       </w:r>
     </w:p>
     <w:p>
@@ -476,7 +476,7 @@
         <w:pStyle w:val="Heading1"/>
       </w:pPr>
       <w:r>
-        <w:t>ESG-Risiken, Datenlücken und Prioritäten</w:t>
+        <w:t>ESG Risks, Data Gaps and Priorities</w:t>
       </w:r>
     </w:p>
     <w:p>
@@ -485,7 +485,7 @@
         <w:spacing w:after="120" w:line="280" w:lineRule="auto"/>
       </w:pPr>
       <w:r>
-        <w:t>Scope 3 dominiert die Umweltwirkung; Fortschritt hängt von Markenpartnern, Lieferanten, Transportdienstleistern und Kundennutzungs-/Return-Verhalten ab.</w:t>
+        <w:t>Scope 3 dominates the environmental footprint; progress depends on brand partners, suppliers, transport providers and customer return behavior.</w:t>
       </w:r>
     </w:p>
     <w:p>
@@ -494,7 +494,7 @@
         <w:spacing w:after="120" w:line="280" w:lineRule="auto"/>
       </w:pPr>
       <w:r>
-        <w:t>ABOUT-YOU-Integration erzeugt 2025 Daten- und Policy-Lücken, insbesondere für ESRS-KPIs.</w:t>
+        <w:t>The ABOUT YOU integration creates data and policy gaps in 2025, especially for ESRS KPIs.</w:t>
       </w:r>
     </w:p>
     <w:p>
@@ -503,7 +503,7 @@
         <w:spacing w:after="120" w:line="280" w:lineRule="auto"/>
       </w:pPr>
       <w:r>
-        <w:t>Soziale Risiken zeigen sich in steigenden Beschwerden und Diskriminierungsmeldungen; gleichzeitig kann dies verbesserte Meldekanäle widerspiegeln.</w:t>
+        <w:t>Social risks are visible in rising complaints and discrimination reports; at the same time, this may reflect stronger reporting channels.</w:t>
       </w:r>
     </w:p>
     <w:p>
@@ -512,7 +512,7 @@
         <w:spacing w:after="120" w:line="280" w:lineRule="auto"/>
       </w:pPr>
       <w:r>
-        <w:t>DSA-, Datenschutz- und Recommender-System-Governance bleiben zentral, auch wenn das aggregierte Risikoniveau im DSA-Report als sehr niedrig eingestuft wird.</w:t>
+        <w:t>DSA, privacy and recommender-system governance remain central even though the aggregate DSA risk level is assessed as very low.</w:t>
       </w:r>
     </w:p>
     <w:p>
@@ -520,7 +520,7 @@
         <w:pStyle w:val="Heading1"/>
       </w:pPr>
       <w:r>
-        <w:t>Priorisierte Monitoring-Fragen</w:t>
+        <w:t>Prioritized Monitoring Questions</w:t>
       </w:r>
     </w:p>
     <w:p>
@@ -529,7 +529,7 @@
         <w:spacing w:after="120" w:line="280" w:lineRule="auto"/>
       </w:pPr>
       <w:r>
-        <w:t>Welche ESG-Kennzahlen sind im nächsten Berichtszyklus extern geprüft, und wo beruhen Aussagen noch auf Managementangaben oder modellierten Annahmen?</w:t>
+        <w:t>Which ESG metrics are externally assured in the next reporting cycle, and which statements still rely on management assertions or modeled assumptions?</w:t>
       </w:r>
     </w:p>
     <w:p>
@@ -538,7 +538,7 @@
         <w:spacing w:after="120" w:line="280" w:lineRule="auto"/>
       </w:pPr>
       <w:r>
-        <w:t>Wie entwickeln sich absolute Emissionen, Energiebedarf, Wasserwirkung und Scope-3-Kategorien im Verhältnis zu Umsatz-, Cloud-, Plattform- oder Logistikwachstum?</w:t>
+        <w:t>How do absolute emissions, energy demand, water impact and Scope 3 categories develop relative to revenue, cloud, platform or logistics growth?</w:t>
       </w:r>
     </w:p>
     <w:p>
@@ -547,7 +547,7 @@
         <w:spacing w:after="120" w:line="280" w:lineRule="auto"/>
       </w:pPr>
       <w:r>
-        <w:t>Welche ESG-Ziele sind mit Vorstands-/Managementvergütung, Investitionsentscheidungen, Lieferantensteuerung und Produktentwicklung verknüpft?</w:t>
+        <w:t>Which ESG targets are linked to executive compensation, capital allocation, supplier management and product development?</w:t>
       </w:r>
     </w:p>
     <w:p>
@@ -556,7 +556,7 @@
         <w:spacing w:after="120" w:line="280" w:lineRule="auto"/>
       </w:pPr>
       <w:r>
-        <w:t>Welche Beschwerden, Audits, Incidents oder Stakeholder-Feedbacks zeigen tatsächliche Wirkung der Social- und Governance-Programme statt nur Prozessabdeckung?</w:t>
+        <w:t>Which complaints, audits, incidents or stakeholder feedback show the real effectiveness of social and governance programs rather than only process coverage?</w:t>
       </w:r>
     </w:p>
     <w:p>
@@ -565,7 +565,7 @@
         <w:spacing w:after="120" w:line="280" w:lineRule="auto"/>
       </w:pPr>
       <w:r>
-        <w:t>Welche DataNXT-Antworten sollten im nächsten Schritt mit zusätzlichen Primärdokumenten vertieft werden, etwa Audit Reports, Assurance Statements, regionalen Umweltkennzahlen oder Supplier-Listen?</w:t>
+        <w:t>Which DataNXT answers should be deepened with additional primary documents, such as assurance statements, regional environmental metrics, supplier lists or audit reports?</w:t>
       </w:r>
     </w:p>
     <w:p>
@@ -573,7 +573,7 @@
         <w:pStyle w:val="Heading1"/>
       </w:pPr>
       <w:r>
-        <w:t>Quellenanhang</w:t>
+        <w:t>Source Appendix</w:t>
       </w:r>
     </w:p>
     <w:p>
@@ -581,7 +581,7 @@
         <w:spacing w:after="80"/>
       </w:pPr>
       <w:r>
-        <w:t>Die Tabelle nennt die wichtigsten Quellen, die im DataNXT-Workflow und im lokalen Quellen-Audit verwendet wurden.</w:t>
+        <w:t>The table lists the most important sources used in the DataNXT workflow and in the local source audit.</w:t>
       </w:r>
     </w:p>
     <w:tbl>
@@ -606,7 +606,7 @@
           </w:tcPr>
           <w:p>
             <w:r>
-              <w:t>Quelle</w:t>
+              <w:t>Source</w:t>
             </w:r>
           </w:p>
         </w:tc>
@@ -618,7 +618,7 @@
           </w:tcPr>
           <w:p>
             <w:r>
-              <w:t>Verwendung</w:t>
+              <w:t>Use</w:t>
             </w:r>
           </w:p>
         </w:tc>
@@ -642,7 +642,7 @@
           </w:tcPr>
           <w:p>
             <w:r>
-              <w:t>Lokal: data/zalando/zalando-se_annual-report-2025_eng_261003_s.pdf</w:t>
+              <w:t>Local: data/zalando/zalando-se_annual-report-2025_eng_261003_s.pdf</w:t>
             </w:r>
           </w:p>
         </w:tc>
@@ -738,7 +738,7 @@
           </w:tcPr>
           <w:p>
             <w:r>
-              <w:t>Lokal: data/zalando/zalando-se_agm-2026_1_einladung-2026.pdf</w:t>
+              <w:t>Local: data/zalando/zalando-se_agm-2026_1_einladung-2026.pdf</w:t>
             </w:r>
           </w:p>
         </w:tc>
@@ -762,7 +762,7 @@
           </w:tcPr>
           <w:p>
             <w:r>
-              <w:t>Lokal: data/zalando/Zalando SA Risk Report 2025.pdf</w:t>
+              <w:t>Local: data/zalando/Zalando SA Risk Report 2025.pdf</w:t>
             </w:r>
           </w:p>
         </w:tc>
